--- a/Export_Vorlage/Eigentuemerdossier.docx
+++ b/Export_Vorlage/Eigentuemerdossier.docx
@@ -22,20 +22,70 @@
           <w:tcPr>
             <w:tcW w:w="5000" w:type="pct"/>
           </w:tcPr>
-          <w:p>
-            <w:pPr>
-              <w:spacing w:after="60" w:line="240" w:lineRule="auto"/>
-            </w:pPr>
-            <w:r>
-              <w:rPr>
-                <w:i/>
-                <w:color w:val="808080"/>
-                <w:sz w:val="18"/>
-                <w:rFonts w:ascii="Arial" w:hAnsi="Arial"/>
-              </w:rPr>
-              <w:t xml:space="preserve">{{Logo_Hinweis}}</w:t>
-            </w:r>
-          </w:p>
+          <w:tbl>
+            <w:tblPr>
+              <w:tblW w:w="5000" w:type="pct"/>
+              <w:tblBorders>
+                <w:top w:val="none"/>
+                <w:left w:val="none"/>
+                <w:bottom w:val="none"/>
+                <w:right w:val="none"/>
+                <w:insideH w:val="none"/>
+                <w:insideV w:val="none"/>
+              </w:tblBorders>
+            </w:tblPr>
+            <w:tblGrid>
+              <w:gridCol w:w="6000"/>
+              <w:gridCol w:w="3000"/>
+            </w:tblGrid>
+            <w:tr>
+              <w:tc>
+                <w:tcPr>
+                  <w:tcBorders>
+                    <w:top w:val="none"/>
+                    <w:left w:val="none"/>
+                    <w:bottom w:val="none"/>
+                    <w:right w:val="none"/>
+                  </w:tcBorders>
+                </w:tcPr>
+                <w:p>
+                  <w:pPr>
+                    <w:spacing w:after="60" w:line="240" w:lineRule="auto"/>
+                  </w:pPr>
+                  <w:r>
+                    <w:rPr>
+                      <w:sz w:val="18"/>
+                      <w:rFonts w:ascii="Arial" w:hAnsi="Arial"/>
+                    </w:rPr>
+                    <w:t xml:space="preserve">{{@Logo}}</w:t>
+                  </w:r>
+                </w:p>
+              </w:tc>
+              <w:tc>
+                <w:tcPr>
+                  <w:tcBorders>
+                    <w:top w:val="none"/>
+                    <w:left w:val="none"/>
+                    <w:bottom w:val="none"/>
+                    <w:right w:val="none"/>
+                  </w:tcBorders>
+                </w:tcPr>
+                <w:p>
+                  <w:pPr>
+                    <w:spacing w:after="60" w:line="240" w:lineRule="auto"/>
+                    <w:jc w:val="right"/>
+                  </w:pPr>
+                  <w:r>
+                    <w:rPr>
+                      <w:sz w:val="18"/>
+                      <w:rFonts w:ascii="Arial" w:hAnsi="Arial"/>
+                    </w:rPr>
+                    <w:t xml:space="preserve">{{@Wappen}}</w:t>
+                  </w:r>
+                </w:p>
+              </w:tc>
+            </w:tr>
+          </w:tbl>
           <w:p>
             <w:pPr>
               <w:spacing w:after="60" w:line="240" w:lineRule="auto"/>
@@ -796,7 +846,7 @@
                 <w:sz w:val="20"/>
                 <w:rFonts w:ascii="Arial" w:hAnsi="Arial"/>
               </w:rPr>
-              <w:t xml:space="preserve">{{Autor}}</w:t>
+              <w:t xml:space="preserve">{{Autoren}}</w:t>
             </w:r>
           </w:p>
         </w:tc>
@@ -1051,52 +1101,6 @@
           </w:p>
         </w:tc>
       </w:tr>
-      <w:tr>
-        <w:tc>
-          <w:tcPr>
-            <w:tcBorders>
-              <w:top w:val="none"/>
-              <w:left w:val="none"/>
-              <w:bottom w:val="none"/>
-              <w:right w:val="none"/>
-            </w:tcBorders>
-          </w:tcPr>
-          <w:p>
-            <w:pPr>
-              <w:spacing w:after="60" w:line="240" w:lineRule="auto"/>
-            </w:pPr>
-            <w:r>
-              <w:rPr>
-                <w:sz w:val="20"/>
-                <w:rFonts w:ascii="Arial" w:hAnsi="Arial"/>
-              </w:rPr>
-              <w:t xml:space="preserve">5.</w:t>
-            </w:r>
-          </w:p>
-        </w:tc>
-        <w:tc>
-          <w:tcPr>
-            <w:tcBorders>
-              <w:top w:val="none"/>
-              <w:left w:val="none"/>
-              <w:bottom w:val="none"/>
-              <w:right w:val="none"/>
-            </w:tcBorders>
-          </w:tcPr>
-          <w:p>
-            <w:pPr>
-              <w:spacing w:after="60" w:line="240" w:lineRule="auto"/>
-            </w:pPr>
-            <w:r>
-              <w:rPr>
-                <w:sz w:val="20"/>
-                <w:rFonts w:ascii="Arial" w:hAnsi="Arial"/>
-              </w:rPr>
-              <w:t xml:space="preserve">Rückmeldung / Einverständnis</w:t>
-            </w:r>
-          </w:p>
-        </w:tc>
-      </w:tr>
     </w:tbl>
     <w:p>
       <w:r>
@@ -1131,15 +1135,14 @@
     <w:p>
       <w:pPr>
         <w:spacing w:after="60" w:line="240" w:lineRule="auto"/>
+        <w:jc w:val="center"/>
       </w:pPr>
       <w:r>
         <w:rPr>
-          <w:i/>
-          <w:color w:val="808080"/>
           <w:sz w:val="20"/>
           <w:rFonts w:ascii="Arial" w:hAnsi="Arial"/>
         </w:rPr>
-        <w:t xml:space="preserve">[Hier den Übersichtsplan einfügen: Register „Einfügen" → „Bilder". Diesen Hinweis danach löschen.]</w:t>
+        <w:t xml:space="preserve">{{@Uebersichtsplan}}</w:t>
       </w:r>
     </w:p>
     <w:p>
@@ -1265,41 +1268,41 @@
                 <w:sz w:val="18"/>
                 <w:rFonts w:ascii="Arial" w:hAnsi="Arial"/>
               </w:rPr>
-              <w:t xml:space="preserve">{{Hausnummern}}</w:t>
-            </w:r>
-          </w:p>
-        </w:tc>
-        <w:tc>
-          <w:tcPr>
-            <w:vAlign w:val="center"/>
-          </w:tcPr>
-          <w:p>
-            <w:pPr>
-              <w:spacing w:after="60" w:line="240" w:lineRule="auto"/>
-            </w:pPr>
-            <w:r>
-              <w:rPr>
-                <w:sz w:val="18"/>
-                <w:rFonts w:ascii="Arial" w:hAnsi="Arial"/>
-              </w:rPr>
-              <w:t xml:space="preserve">{{Parzellen}}</w:t>
-            </w:r>
-          </w:p>
-        </w:tc>
-        <w:tc>
-          <w:tcPr>
-            <w:vAlign w:val="center"/>
-          </w:tcPr>
-          <w:p>
-            <w:pPr>
-              <w:spacing w:after="60" w:line="240" w:lineRule="auto"/>
-            </w:pPr>
-            <w:r>
-              <w:rPr>
-                <w:sz w:val="18"/>
-                <w:rFonts w:ascii="Arial" w:hAnsi="Arial"/>
-              </w:rPr>
-              <w:t xml:space="preserve">{{Eigentuemer_Detail}}</w:t>
+              <w:t xml:space="preserve">{{#Eigentuemer}}{{Haus_Nr}}</w:t>
+            </w:r>
+          </w:p>
+        </w:tc>
+        <w:tc>
+          <w:tcPr>
+            <w:vAlign w:val="center"/>
+          </w:tcPr>
+          <w:p>
+            <w:pPr>
+              <w:spacing w:after="60" w:line="240" w:lineRule="auto"/>
+            </w:pPr>
+            <w:r>
+              <w:rPr>
+                <w:sz w:val="18"/>
+                <w:rFonts w:ascii="Arial" w:hAnsi="Arial"/>
+              </w:rPr>
+              <w:t xml:space="preserve">{{Pz_Nr}}</w:t>
+            </w:r>
+          </w:p>
+        </w:tc>
+        <w:tc>
+          <w:tcPr>
+            <w:vAlign w:val="center"/>
+          </w:tcPr>
+          <w:p>
+            <w:pPr>
+              <w:spacing w:after="60" w:line="240" w:lineRule="auto"/>
+            </w:pPr>
+            <w:r>
+              <w:rPr>
+                <w:sz w:val="18"/>
+                <w:rFonts w:ascii="Arial" w:hAnsi="Arial"/>
+              </w:rPr>
+              <w:t xml:space="preserve">{{Eigentuemer_Zelle}}</w:t>
             </w:r>
           </w:p>
         </w:tc>
@@ -2127,72 +2130,24 @@
           </w:p>
         </w:tc>
       </w:tr>
-    </w:tbl>
-    <w:p>
-      <w:pPr>
-        <w:spacing w:after="60" w:line="240" w:lineRule="auto"/>
-      </w:pPr>
-      <w:r>
-        <w:rPr>
-          <w:sz w:val="20"/>
-          <w:rFonts w:ascii="Arial" w:hAnsi="Arial"/>
-        </w:rPr>
-        <w:t xml:space="preserve"/>
-      </w:r>
-    </w:p>
-    <w:p>
-      <w:pPr>
-        <w:spacing w:after="60" w:line="240" w:lineRule="auto"/>
-      </w:pPr>
-      <w:r>
-        <w:rPr>
-          <w:sz w:val="20"/>
-          <w:rFonts w:ascii="Arial" w:hAnsi="Arial"/>
-        </w:rPr>
-        <w:t xml:space="preserve"/>
-      </w:r>
-    </w:p>
-    <w:p>
-      <w:pPr>
-        <w:spacing w:after="60" w:line="240" w:lineRule="auto"/>
-      </w:pPr>
-      <w:r>
-        <w:rPr>
-          <w:b/>
-          <w:sz w:val="24"/>
-          <w:rFonts w:ascii="Arial" w:hAnsi="Arial"/>
-        </w:rPr>
-        <w:t xml:space="preserve">5.  Rückmeldung / Einverständnis Eigentümer</w:t>
-      </w:r>
-    </w:p>
-    <w:p>
-      <w:pPr>
-        <w:spacing w:after="60" w:line="240" w:lineRule="auto"/>
-      </w:pPr>
-      <w:r>
-        <w:rPr>
-          <w:sz w:val="20"/>
-          <w:rFonts w:ascii="Arial" w:hAnsi="Arial"/>
-        </w:rPr>
-        <w:t xml:space="preserve"/>
-      </w:r>
-    </w:p>
-    <w:tbl>
-      <w:tblPr>
-        <w:tblW w:w="5000" w:type="pct"/>
-        <w:tblBorders>
-          <w:top w:val="single" w:color="000000" w:sz="6"/>
-          <w:left w:val="single" w:color="000000" w:sz="6"/>
-          <w:bottom w:val="single" w:color="000000" w:sz="6"/>
-          <w:right w:val="single" w:color="000000" w:sz="6"/>
-          <w:insideH w:val="single" w:color="000000" w:sz="6"/>
-          <w:insideV w:val="single" w:color="000000" w:sz="6"/>
-        </w:tblBorders>
-      </w:tblPr>
-      <w:tblGrid>
-        <w:gridCol w:w="9200"/>
-      </w:tblGrid>
-      <w:tr>
+      <w:tr>
+        <w:tc>
+          <w:tcPr>
+            <w:vAlign w:val="center"/>
+          </w:tcPr>
+          <w:p>
+            <w:pPr>
+              <w:spacing w:after="60" w:line="240" w:lineRule="auto"/>
+            </w:pPr>
+            <w:r>
+              <w:rPr>
+                <w:sz w:val="18"/>
+                <w:rFonts w:ascii="Arial" w:hAnsi="Arial"/>
+              </w:rPr>
+              <w:t xml:space="preserve">Rückmeldung / Einverständnis Eigentümer</w:t>
+            </w:r>
+          </w:p>
+        </w:tc>
         <w:tc>
           <w:tcPr>
             <w:vAlign w:val="center"/>
@@ -2207,25 +2162,6 @@
                 <w:rFonts w:ascii="Arial" w:hAnsi="Arial"/>
               </w:rPr>
               <w:t xml:space="preserve">{{Rueckmeldung}}</w:t>
-            </w:r>
-          </w:p>
-        </w:tc>
-      </w:tr>
-      <w:tr>
-        <w:tc>
-          <w:tcPr>
-            <w:tcW w:w="5000" w:type="pct"/>
-          </w:tcPr>
-          <w:p>
-            <w:pPr>
-              <w:spacing w:after="60" w:line="240" w:lineRule="auto"/>
-            </w:pPr>
-            <w:r>
-              <w:rPr>
-                <w:sz w:val="20"/>
-                <w:rFonts w:ascii="Arial" w:hAnsi="Arial"/>
-              </w:rPr>
-              <w:t xml:space="preserve"/>
             </w:r>
           </w:p>
           <w:p>
@@ -2365,7 +2301,7 @@
       </w:tr>
     </w:tbl>
     <w:sectPr>
-      <w:footerReference xmlns:r="http://schemas.openxmlformats.org/officeDocument/2006/relationships" w:type="default" r:id="R980b9bda46324cdb"/>
+      <w:footerReference xmlns:r="http://schemas.openxmlformats.org/officeDocument/2006/relationships" w:type="default" r:id="R3d274ce0d7cb41a6"/>
       <w:pgSz w:w="11906" w:h="16838"/>
       <w:pgMar w:top="1134" w:right="1134" w:bottom="1134" w:left="1134" w:header="567" w:footer="567" w:gutter="0"/>
     </w:sectPr>

--- a/Export_Vorlage/Eigentuemerdossier.docx
+++ b/Export_Vorlage/Eigentuemerdossier.docx
@@ -3186,6 +3186,25 @@
       </w:pPr>
       <w:r>
         <w:t xml:space="preserve">{{Haltungen_Summe}}</w:t>
+      </w:r>
+      <w:r>
+        <w:tab/>
+      </w:r>
+      <w:r>
+        <w:t/>
+      </w:r>
+    </w:p>
+    <w:p>
+      <w:pPr>
+        <w:tabs>
+          <w:tab w:val="left" w:pos="3402"/>
+        </w:tabs>
+        <w:rPr>
+          <w:color w:val="FF0000"/>
+        </w:rPr>
+      </w:pPr>
+      <w:r>
+        <w:t xml:space="preserve">{{Schaechte_Text}}</w:t>
       </w:r>
       <w:r>
         <w:tab/>

--- a/Export_Vorlage/Eigentuemerdossier.docx
+++ b/Export_Vorlage/Eigentuemerdossier.docx
@@ -2512,7 +2512,7 @@
             <w:b w:val="0"/>
             <w:noProof/>
           </w:rPr>
-          <w:t xml:space="preserve">3.Betroffene Leitungen4</w:t>
+          <w:t>3.</w:t>
         </w:r>
         <w:r>
           <w:rPr>
@@ -2532,7 +2532,7 @@
             <w:b w:val="0"/>
             <w:noProof/>
           </w:rPr>
-          <w:t/>
+          <w:t>Informationen Baustelle</w:t>
         </w:r>
         <w:r>
           <w:rPr>
@@ -2579,106 +2579,7 @@
             <w:noProof/>
             <w:webHidden/>
           </w:rPr>
-          <w:t/>
-        </w:r>
-        <w:r>
-          <w:rPr>
-            <w:b w:val="0"/>
-            <w:noProof/>
-            <w:webHidden/>
-          </w:rPr>
-          <w:fldChar w:fldCharType="end"/>
-        </w:r>
-      </w:hyperlink>
-    </w:p>
-    <w:p>
-      <w:pPr>
-        <w:pStyle w:val="Verzeichnis1"/>
-        <w:rPr>
-          <w:rFonts w:asciiTheme="minorHAnsi" w:eastAsiaTheme="minorEastAsia" w:hAnsiTheme="minorHAnsi" w:cstheme="minorBidi"/>
-          <w:b w:val="0"/>
-          <w:noProof/>
-          <w:spacing w:val="0"/>
-          <w:sz w:val="22"/>
-          <w:szCs w:val="22"/>
-          <w:lang w:eastAsia="de-CH"/>
-        </w:rPr>
-      </w:pPr>
-      <w:hyperlink w:anchor="_Toc5177407" w:history="1">
-        <w:r>
-          <w:rPr>
-            <w:rStyle w:val="Hyperlink"/>
-            <w:b w:val="0"/>
-            <w:noProof/>
-          </w:rPr>
-          <w:t xml:space="preserve">4.Informationen Baustelle5</w:t>
-        </w:r>
-        <w:r>
-          <w:rPr>
-            <w:rFonts w:asciiTheme="minorHAnsi" w:eastAsiaTheme="minorEastAsia" w:hAnsiTheme="minorHAnsi" w:cstheme="minorBidi"/>
-            <w:b w:val="0"/>
-            <w:noProof/>
-            <w:spacing w:val="0"/>
-            <w:sz w:val="22"/>
-            <w:szCs w:val="22"/>
-            <w:lang w:eastAsia="de-CH"/>
-          </w:rPr>
-          <w:tab/>
-        </w:r>
-        <w:r>
-          <w:rPr>
-            <w:rStyle w:val="Hyperlink"/>
-            <w:b w:val="0"/>
-            <w:noProof/>
-          </w:rPr>
-          <w:t/>
-        </w:r>
-        <w:r>
-          <w:rPr>
-            <w:b w:val="0"/>
-            <w:noProof/>
-            <w:webHidden/>
-          </w:rPr>
-          <w:tab/>
-        </w:r>
-        <w:r>
-          <w:rPr>
-            <w:b w:val="0"/>
-            <w:noProof/>
-            <w:webHidden/>
-          </w:rPr>
-          <w:fldChar w:fldCharType="begin"/>
-        </w:r>
-        <w:r>
-          <w:rPr>
-            <w:b w:val="0"/>
-            <w:noProof/>
-            <w:webHidden/>
-          </w:rPr>
-          <w:instrText xml:space="preserve"> PAGEREF _Toc5177407 \h </w:instrText>
-        </w:r>
-        <w:r>
-          <w:rPr>
-            <w:b w:val="0"/>
-            <w:noProof/>
-            <w:webHidden/>
-          </w:rPr>
-        </w:r>
-        <w:r>
-          <w:rPr>
-            <w:b w:val="0"/>
-            <w:noProof/>
-            <w:webHidden/>
-          </w:rPr>
-          <w:fldChar w:fldCharType="separate"/>
-        </w:r>
-        <w:r>
-          <w:rPr>
-            <w:b w:val="0"/>
-            <w:noProof/>
-            <w:webHidden/>
-          </w:rPr>
-          <w:t/>
+          <w:t>4</w:t>
         </w:r>
         <w:r>
           <w:rPr>
@@ -3146,73 +3047,6 @@
         </w:tc>
       </w:tr>
     </w:tbl>
-    <w:p>
-      <w:pPr>
-        <w:pStyle w:val="berschrift1"/>
-      </w:pPr>
-      <w:bookmarkStart w:id="3" w:name="_Toc5177406"/>
-      <w:r>
-        <w:t xml:space="preserve">Betroffene Leitungen</w:t>
-      </w:r>
-      <w:bookmarkEnd w:id="3"/>
-    </w:p>
-    <w:p>
-      <w:pPr>
-        <w:tabs>
-          <w:tab w:val="left" w:pos="3402"/>
-        </w:tabs>
-        <w:rPr>
-          <w:color w:val="FF0000"/>
-        </w:rPr>
-      </w:pPr>
-      <w:r>
-        <w:t xml:space="preserve">{{Haltungen_Text}}</w:t>
-      </w:r>
-      <w:r>
-        <w:tab/>
-      </w:r>
-      <w:r>
-        <w:t/>
-      </w:r>
-    </w:p>
-    <w:p>
-      <w:pPr>
-        <w:tabs>
-          <w:tab w:val="left" w:pos="3402"/>
-        </w:tabs>
-        <w:rPr>
-          <w:color w:val="FF0000"/>
-        </w:rPr>
-      </w:pPr>
-      <w:r>
-        <w:t xml:space="preserve">{{Haltungen_Summe}}</w:t>
-      </w:r>
-      <w:r>
-        <w:tab/>
-      </w:r>
-      <w:r>
-        <w:t/>
-      </w:r>
-    </w:p>
-    <w:p>
-      <w:pPr>
-        <w:tabs>
-          <w:tab w:val="left" w:pos="3402"/>
-        </w:tabs>
-        <w:rPr>
-          <w:color w:val="FF0000"/>
-        </w:rPr>
-      </w:pPr>
-      <w:r>
-        <w:t xml:space="preserve">{{Schaechte_Text}}</w:t>
-      </w:r>
-      <w:r>
-        <w:tab/>
-      </w:r>
-      <w:r>
-        <w:t/>
-      </w:r>
-    </w:p>
     <w:p>
       <w:pPr>
         <w:pStyle w:val="Textkrper"/>

--- a/Export_Vorlage/Eigentuemerdossier.docx
+++ b/Export_Vorlage/Eigentuemerdossier.docx
@@ -2532,7 +2532,7 @@
             <w:b w:val="0"/>
             <w:noProof/>
           </w:rPr>
-          <w:t>Informationen Baustelle</w:t>
+          <w:t>Informationen Sanierung</w:t>
         </w:r>
         <w:r>
           <w:rPr>
@@ -2604,11 +2604,20 @@
     </w:p>
     <w:p>
       <w:pPr>
+        <w:pStyle w:val="Verzeichnis1"/>
+      </w:pPr>
+      <w:r>
+        <w:t>{{Verzeichnis_Beilagen}}</w:t>
+      </w:r>
+    </w:p>
+    <w:p>
+      <w:pPr>
         <w:pStyle w:val="berschrift1"/>
         <w:numPr>
           <w:ilvl w:val="0"/>
           <w:numId w:val="0"/>
         </w:numPr>
+        <w:outlineLvl w:val="9"/>
         <w:rPr>
           <w:noProof/>
           <w:lang w:eastAsia="de-CH"/>
